--- a/backups/system_docs/Red_Pulse_System_Documentation.docx
+++ b/backups/system_docs/Red_Pulse_System_Documentation.docx
@@ -115,7 +115,7 @@
         <w:pStyle w:val="ListNumber"/>
       </w:pPr>
       <w:r>
-        <w:t>[Integrations](#9-integrations)</w:t>
+        <w:t>[Categories &amp; Subcategories](#9-categories--subcategories)</w:t>
       </w:r>
     </w:p>
     <w:p>
@@ -123,7 +123,7 @@
         <w:pStyle w:val="ListNumber"/>
       </w:pPr>
       <w:r>
-        <w:t>[Admin Operations](#10-admin-operations)</w:t>
+        <w:t>[Integrations](#10-integrations)</w:t>
       </w:r>
     </w:p>
     <w:p>
@@ -131,7 +131,7 @@
         <w:pStyle w:val="ListNumber"/>
       </w:pPr>
       <w:r>
-        <w:t>[Design Rationale – Why We Built It This Way](#11-design-rationale--why-we-built-it-this-way)</w:t>
+        <w:t>[Admin Operations](#11-admin-operations)</w:t>
       </w:r>
     </w:p>
     <w:p>
@@ -139,7 +139,15 @@
         <w:pStyle w:val="ListNumber"/>
       </w:pPr>
       <w:r>
-        <w:t>[Known Issues / Tech Debt / Open Items](#12-known-issues--tech-debt--open-items)</w:t>
+        <w:t>[Design Rationale – Why We Built It This Way](#12-design-rationale--why-we-built-it-this-way)</w:t>
+      </w:r>
+    </w:p>
+    <w:p>
+      <w:pPr>
+        <w:pStyle w:val="ListNumber"/>
+      </w:pPr>
+      <w:r>
+        <w:t>[Known Issues / Tech Debt / Open Items](#13-known-issues--tech-debt--open-items)</w:t>
       </w:r>
     </w:p>
     <w:p>
@@ -7783,7 +7791,7 @@
         <w:pStyle w:val="Title"/>
       </w:pPr>
       <w:r>
-        <w:t>9. Integrations</w:t>
+        <w:t>9. Categories &amp; Subcategories</w:t>
       </w:r>
     </w:p>
     <w:p>
@@ -7791,7 +7799,125 @@
         <w:pStyle w:val="Heading1"/>
       </w:pPr>
       <w:r>
-        <w:t>9.1 Webhook/API Status</w:t>
+        <w:t>9.1 Category Library Overview</w:t>
+      </w:r>
+    </w:p>
+    <w:p>
+      <w:r>
+        <w:t>The platform includes a comprehensive category tree designed for marketing + real estate organizations with broad applicability.</w:t>
+      </w:r>
+    </w:p>
+    <w:tbl>
+      <w:tblPr>
+        <w:tblStyle w:val="TableGrid"/>
+        <w:tblW w:type="auto" w:w="0"/>
+        <w:tblLook w:firstColumn="1" w:firstRow="1" w:lastColumn="0" w:lastRow="0" w:noHBand="0" w:noVBand="1" w:val="04A0"/>
+      </w:tblPr>
+      <w:tblGrid>
+        <w:gridCol w:w="4320"/>
+        <w:gridCol w:w="4320"/>
+      </w:tblGrid>
+      <w:tr>
+        <w:tc>
+          <w:tcPr>
+            <w:tcW w:type="dxa" w:w="4320"/>
+          </w:tcPr>
+          <w:p>
+            <w:r>
+              <w:rPr>
+                <w:b/>
+              </w:rPr>
+              <w:t>Metric</w:t>
+            </w:r>
+          </w:p>
+        </w:tc>
+        <w:tc>
+          <w:tcPr>
+            <w:tcW w:type="dxa" w:w="4320"/>
+          </w:tcPr>
+          <w:p>
+            <w:r>
+              <w:rPr>
+                <w:b/>
+              </w:rPr>
+              <w:t>Count</w:t>
+            </w:r>
+          </w:p>
+        </w:tc>
+      </w:tr>
+      <w:tr>
+        <w:tc>
+          <w:tcPr>
+            <w:tcW w:type="dxa" w:w="4320"/>
+          </w:tcPr>
+          <w:p>
+            <w:r>
+              <w:t>Level 1 Categories</w:t>
+            </w:r>
+          </w:p>
+        </w:tc>
+        <w:tc>
+          <w:tcPr>
+            <w:tcW w:type="dxa" w:w="4320"/>
+          </w:tcPr>
+          <w:p>
+            <w:r>
+              <w:t>42</w:t>
+            </w:r>
+          </w:p>
+        </w:tc>
+      </w:tr>
+      <w:tr>
+        <w:tc>
+          <w:tcPr>
+            <w:tcW w:type="dxa" w:w="4320"/>
+          </w:tcPr>
+          <w:p>
+            <w:r>
+              <w:t>Level 2 Subcategories</w:t>
+            </w:r>
+          </w:p>
+        </w:tc>
+        <w:tc>
+          <w:tcPr>
+            <w:tcW w:type="dxa" w:w="4320"/>
+          </w:tcPr>
+          <w:p>
+            <w:r>
+              <w:t>403</w:t>
+            </w:r>
+          </w:p>
+        </w:tc>
+      </w:tr>
+      <w:tr>
+        <w:tc>
+          <w:tcPr>
+            <w:tcW w:type="dxa" w:w="4320"/>
+          </w:tcPr>
+          <w:p>
+            <w:r>
+              <w:t>Total Categories</w:t>
+            </w:r>
+          </w:p>
+        </w:tc>
+        <w:tc>
+          <w:tcPr>
+            <w:tcW w:type="dxa" w:w="4320"/>
+          </w:tcPr>
+          <w:p>
+            <w:r>
+              <w:t>445</w:t>
+            </w:r>
+          </w:p>
+        </w:tc>
+      </w:tr>
+    </w:tbl>
+    <w:p>
+      <w:pPr>
+        <w:pStyle w:val="Heading1"/>
+      </w:pPr>
+      <w:r>
+        <w:t>9.2 Category Families</w:t>
       </w:r>
     </w:p>
     <w:tbl>
@@ -7815,6 +7941,1475 @@
               <w:rPr>
                 <w:b/>
               </w:rPr>
+              <w:t>Family</w:t>
+            </w:r>
+          </w:p>
+        </w:tc>
+        <w:tc>
+          <w:tcPr>
+            <w:tcW w:type="dxa" w:w="2880"/>
+          </w:tcPr>
+          <w:p>
+            <w:r>
+              <w:rPr>
+                <w:b/>
+              </w:rPr>
+              <w:t>L1 Categories</w:t>
+            </w:r>
+          </w:p>
+        </w:tc>
+        <w:tc>
+          <w:tcPr>
+            <w:tcW w:type="dxa" w:w="2880"/>
+          </w:tcPr>
+          <w:p>
+            <w:r>
+              <w:rPr>
+                <w:b/>
+              </w:rPr>
+              <w:t>Example Subcategories</w:t>
+            </w:r>
+          </w:p>
+        </w:tc>
+      </w:tr>
+      <w:tr>
+        <w:tc>
+          <w:tcPr>
+            <w:tcW w:type="dxa" w:w="2880"/>
+          </w:tcPr>
+          <w:p>
+            <w:r>
+              <w:t>Marketing &amp; Creative</w:t>
+            </w:r>
+          </w:p>
+        </w:tc>
+        <w:tc>
+          <w:tcPr>
+            <w:tcW w:type="dxa" w:w="2880"/>
+          </w:tcPr>
+          <w:p>
+            <w:r>
+              <w:t>6</w:t>
+            </w:r>
+          </w:p>
+        </w:tc>
+        <w:tc>
+          <w:tcPr>
+            <w:tcW w:type="dxa" w:w="2880"/>
+          </w:tcPr>
+          <w:p>
+            <w:r>
+              <w:t>Brand Strategy, Campaign Planning, Social Media Graphics, Email Copy</w:t>
+            </w:r>
+          </w:p>
+        </w:tc>
+      </w:tr>
+      <w:tr>
+        <w:tc>
+          <w:tcPr>
+            <w:tcW w:type="dxa" w:w="2880"/>
+          </w:tcPr>
+          <w:p>
+            <w:r>
+              <w:t>Production &amp; Media</w:t>
+            </w:r>
+          </w:p>
+        </w:tc>
+        <w:tc>
+          <w:tcPr>
+            <w:tcW w:type="dxa" w:w="2880"/>
+          </w:tcPr>
+          <w:p>
+            <w:r>
+              <w:t>3</w:t>
+            </w:r>
+          </w:p>
+        </w:tc>
+        <w:tc>
+          <w:tcPr>
+            <w:tcW w:type="dxa" w:w="2880"/>
+          </w:tcPr>
+          <w:p>
+            <w:r>
+              <w:t>Video Editing, Photo Shoot, Podcast Recording</w:t>
+            </w:r>
+          </w:p>
+        </w:tc>
+      </w:tr>
+      <w:tr>
+        <w:tc>
+          <w:tcPr>
+            <w:tcW w:type="dxa" w:w="2880"/>
+          </w:tcPr>
+          <w:p>
+            <w:r>
+              <w:t>Residential Real Estate</w:t>
+            </w:r>
+          </w:p>
+        </w:tc>
+        <w:tc>
+          <w:tcPr>
+            <w:tcW w:type="dxa" w:w="2880"/>
+          </w:tcPr>
+          <w:p>
+            <w:r>
+              <w:t>3</w:t>
+            </w:r>
+          </w:p>
+        </w:tc>
+        <w:tc>
+          <w:tcPr>
+            <w:tcW w:type="dxa" w:w="2880"/>
+          </w:tcPr>
+          <w:p>
+            <w:r>
+              <w:t>New Listing Setup, Showing Request, Virtual Staging</w:t>
+            </w:r>
+          </w:p>
+        </w:tc>
+      </w:tr>
+      <w:tr>
+        <w:tc>
+          <w:tcPr>
+            <w:tcW w:type="dxa" w:w="2880"/>
+          </w:tcPr>
+          <w:p>
+            <w:r>
+              <w:t>Commercial Real Estate</w:t>
+            </w:r>
+          </w:p>
+        </w:tc>
+        <w:tc>
+          <w:tcPr>
+            <w:tcW w:type="dxa" w:w="2880"/>
+          </w:tcPr>
+          <w:p>
+            <w:r>
+              <w:t>3</w:t>
+            </w:r>
+          </w:p>
+        </w:tc>
+        <w:tc>
+          <w:tcPr>
+            <w:tcW w:type="dxa" w:w="2880"/>
+          </w:tcPr>
+          <w:p>
+            <w:r>
+              <w:t>Commercial Listing Setup, Lease Proposal, Property Condition Report</w:t>
+            </w:r>
+          </w:p>
+        </w:tc>
+      </w:tr>
+      <w:tr>
+        <w:tc>
+          <w:tcPr>
+            <w:tcW w:type="dxa" w:w="2880"/>
+          </w:tcPr>
+          <w:p>
+            <w:r>
+              <w:t>Sales &amp; CRM</w:t>
+            </w:r>
+          </w:p>
+        </w:tc>
+        <w:tc>
+          <w:tcPr>
+            <w:tcW w:type="dxa" w:w="2880"/>
+          </w:tcPr>
+          <w:p>
+            <w:r>
+              <w:t>3</w:t>
+            </w:r>
+          </w:p>
+        </w:tc>
+        <w:tc>
+          <w:tcPr>
+            <w:tcW w:type="dxa" w:w="2880"/>
+          </w:tcPr>
+          <w:p>
+            <w:r>
+              <w:t>Lead Assignment, CRM Data Entry, Landing Page Request</w:t>
+            </w:r>
+          </w:p>
+        </w:tc>
+      </w:tr>
+      <w:tr>
+        <w:tc>
+          <w:tcPr>
+            <w:tcW w:type="dxa" w:w="2880"/>
+          </w:tcPr>
+          <w:p>
+            <w:r>
+              <w:t>Customer Support</w:t>
+            </w:r>
+          </w:p>
+        </w:tc>
+        <w:tc>
+          <w:tcPr>
+            <w:tcW w:type="dxa" w:w="2880"/>
+          </w:tcPr>
+          <w:p>
+            <w:r>
+              <w:t>2</w:t>
+            </w:r>
+          </w:p>
+        </w:tc>
+        <w:tc>
+          <w:tcPr>
+            <w:tcW w:type="dxa" w:w="2880"/>
+          </w:tcPr>
+          <w:p>
+            <w:r>
+              <w:t>General Inquiry, Client Onboarding</w:t>
+            </w:r>
+          </w:p>
+        </w:tc>
+      </w:tr>
+      <w:tr>
+        <w:tc>
+          <w:tcPr>
+            <w:tcW w:type="dxa" w:w="2880"/>
+          </w:tcPr>
+          <w:p>
+            <w:r>
+              <w:t>IT &amp; Systems</w:t>
+            </w:r>
+          </w:p>
+        </w:tc>
+        <w:tc>
+          <w:tcPr>
+            <w:tcW w:type="dxa" w:w="2880"/>
+          </w:tcPr>
+          <w:p>
+            <w:r>
+              <w:t>3</w:t>
+            </w:r>
+          </w:p>
+        </w:tc>
+        <w:tc>
+          <w:tcPr>
+            <w:tcW w:type="dxa" w:w="2880"/>
+          </w:tcPr>
+          <w:p>
+            <w:r>
+              <w:t>Password Reset, New Laptop Request, Access Request</w:t>
+            </w:r>
+          </w:p>
+        </w:tc>
+      </w:tr>
+      <w:tr>
+        <w:tc>
+          <w:tcPr>
+            <w:tcW w:type="dxa" w:w="2880"/>
+          </w:tcPr>
+          <w:p>
+            <w:r>
+              <w:t>Finance &amp; Accounting</w:t>
+            </w:r>
+          </w:p>
+        </w:tc>
+        <w:tc>
+          <w:tcPr>
+            <w:tcW w:type="dxa" w:w="2880"/>
+          </w:tcPr>
+          <w:p>
+            <w:r>
+              <w:t>4</w:t>
+            </w:r>
+          </w:p>
+        </w:tc>
+        <w:tc>
+          <w:tcPr>
+            <w:tcW w:type="dxa" w:w="2880"/>
+          </w:tcPr>
+          <w:p>
+            <w:r>
+              <w:t>Invoice Submission, Expense Report, Paycheck Question</w:t>
+            </w:r>
+          </w:p>
+        </w:tc>
+      </w:tr>
+      <w:tr>
+        <w:tc>
+          <w:tcPr>
+            <w:tcW w:type="dxa" w:w="2880"/>
+          </w:tcPr>
+          <w:p>
+            <w:r>
+              <w:t>HR &amp; People Ops</w:t>
+            </w:r>
+          </w:p>
+        </w:tc>
+        <w:tc>
+          <w:tcPr>
+            <w:tcW w:type="dxa" w:w="2880"/>
+          </w:tcPr>
+          <w:p>
+            <w:r>
+              <w:t>4</w:t>
+            </w:r>
+          </w:p>
+        </w:tc>
+        <w:tc>
+          <w:tcPr>
+            <w:tcW w:type="dxa" w:w="2880"/>
+          </w:tcPr>
+          <w:p>
+            <w:r>
+              <w:t>Job Posting Request, New Hire Setup, Time Off Request</w:t>
+            </w:r>
+          </w:p>
+        </w:tc>
+      </w:tr>
+      <w:tr>
+        <w:tc>
+          <w:tcPr>
+            <w:tcW w:type="dxa" w:w="2880"/>
+          </w:tcPr>
+          <w:p>
+            <w:r>
+              <w:t>Legal &amp; Compliance</w:t>
+            </w:r>
+          </w:p>
+        </w:tc>
+        <w:tc>
+          <w:tcPr>
+            <w:tcW w:type="dxa" w:w="2880"/>
+          </w:tcPr>
+          <w:p>
+            <w:r>
+              <w:t>2</w:t>
+            </w:r>
+          </w:p>
+        </w:tc>
+        <w:tc>
+          <w:tcPr>
+            <w:tcW w:type="dxa" w:w="2880"/>
+          </w:tcPr>
+          <w:p>
+            <w:r>
+              <w:t>Contract Review Request, Compliance Question</w:t>
+            </w:r>
+          </w:p>
+        </w:tc>
+      </w:tr>
+      <w:tr>
+        <w:tc>
+          <w:tcPr>
+            <w:tcW w:type="dxa" w:w="2880"/>
+          </w:tcPr>
+          <w:p>
+            <w:r>
+              <w:t>Operations &amp; Admin</w:t>
+            </w:r>
+          </w:p>
+        </w:tc>
+        <w:tc>
+          <w:tcPr>
+            <w:tcW w:type="dxa" w:w="2880"/>
+          </w:tcPr>
+          <w:p>
+            <w:r>
+              <w:t>2</w:t>
+            </w:r>
+          </w:p>
+        </w:tc>
+        <w:tc>
+          <w:tcPr>
+            <w:tcW w:type="dxa" w:w="2880"/>
+          </w:tcPr>
+          <w:p>
+            <w:r>
+              <w:t>Meeting Room Booking, Purchase Request</w:t>
+            </w:r>
+          </w:p>
+        </w:tc>
+      </w:tr>
+      <w:tr>
+        <w:tc>
+          <w:tcPr>
+            <w:tcW w:type="dxa" w:w="2880"/>
+          </w:tcPr>
+          <w:p>
+            <w:r>
+              <w:t>Construction &amp; Trades</w:t>
+            </w:r>
+          </w:p>
+        </w:tc>
+        <w:tc>
+          <w:tcPr>
+            <w:tcW w:type="dxa" w:w="2880"/>
+          </w:tcPr>
+          <w:p>
+            <w:r>
+              <w:t>5</w:t>
+            </w:r>
+          </w:p>
+        </w:tc>
+        <w:tc>
+          <w:tcPr>
+            <w:tcW w:type="dxa" w:w="2880"/>
+          </w:tcPr>
+          <w:p>
+            <w:r>
+              <w:t>Roof Repair, Leak Repair, Electrical Repair, AC Repair, General Repair</w:t>
+            </w:r>
+          </w:p>
+        </w:tc>
+      </w:tr>
+      <w:tr>
+        <w:tc>
+          <w:tcPr>
+            <w:tcW w:type="dxa" w:w="2880"/>
+          </w:tcPr>
+          <w:p>
+            <w:r>
+              <w:t>Projects &amp; Initiatives</w:t>
+            </w:r>
+          </w:p>
+        </w:tc>
+        <w:tc>
+          <w:tcPr>
+            <w:tcW w:type="dxa" w:w="2880"/>
+          </w:tcPr>
+          <w:p>
+            <w:r>
+              <w:t>2</w:t>
+            </w:r>
+          </w:p>
+        </w:tc>
+        <w:tc>
+          <w:tcPr>
+            <w:tcW w:type="dxa" w:w="2880"/>
+          </w:tcPr>
+          <w:p>
+            <w:r>
+              <w:t>New Project Request, Process Review Request</w:t>
+            </w:r>
+          </w:p>
+        </w:tc>
+      </w:tr>
+    </w:tbl>
+    <w:p>
+      <w:pPr>
+        <w:pStyle w:val="Heading1"/>
+      </w:pPr>
+      <w:r>
+        <w:t>9.3 Complete L1 Category List</w:t>
+      </w:r>
+    </w:p>
+    <w:p>
+      <w:pPr>
+        <w:pStyle w:val="ListNumber"/>
+      </w:pPr>
+      <w:r>
+        <w:t>Marketing &amp; Creative</w:t>
+      </w:r>
+    </w:p>
+    <w:p>
+      <w:pPr>
+        <w:pStyle w:val="ListNumber"/>
+      </w:pPr>
+      <w:r>
+        <w:t>Graphic Design</w:t>
+      </w:r>
+    </w:p>
+    <w:p>
+      <w:pPr>
+        <w:pStyle w:val="ListNumber"/>
+      </w:pPr>
+      <w:r>
+        <w:t>Copywriting &amp; Content</w:t>
+      </w:r>
+    </w:p>
+    <w:p>
+      <w:pPr>
+        <w:pStyle w:val="ListNumber"/>
+      </w:pPr>
+      <w:r>
+        <w:t>Digital Marketing</w:t>
+      </w:r>
+    </w:p>
+    <w:p>
+      <w:pPr>
+        <w:pStyle w:val="ListNumber"/>
+      </w:pPr>
+      <w:r>
+        <w:t>Social Media</w:t>
+      </w:r>
+    </w:p>
+    <w:p>
+      <w:pPr>
+        <w:pStyle w:val="ListNumber"/>
+      </w:pPr>
+      <w:r>
+        <w:t>Email Marketing</w:t>
+      </w:r>
+    </w:p>
+    <w:p>
+      <w:pPr>
+        <w:pStyle w:val="ListNumber"/>
+      </w:pPr>
+      <w:r>
+        <w:t>Video Production</w:t>
+      </w:r>
+    </w:p>
+    <w:p>
+      <w:pPr>
+        <w:pStyle w:val="ListNumber"/>
+      </w:pPr>
+      <w:r>
+        <w:t>Photography</w:t>
+      </w:r>
+    </w:p>
+    <w:p>
+      <w:pPr>
+        <w:pStyle w:val="ListNumber"/>
+      </w:pPr>
+      <w:r>
+        <w:t>Audio &amp; Podcast</w:t>
+      </w:r>
+    </w:p>
+    <w:p>
+      <w:pPr>
+        <w:pStyle w:val="ListNumber"/>
+      </w:pPr>
+      <w:r>
+        <w:t>Residential Listings</w:t>
+      </w:r>
+    </w:p>
+    <w:p>
+      <w:pPr>
+        <w:pStyle w:val="ListNumber"/>
+      </w:pPr>
+      <w:r>
+        <w:t>Residential Sales Support</w:t>
+      </w:r>
+    </w:p>
+    <w:p>
+      <w:pPr>
+        <w:pStyle w:val="ListNumber"/>
+      </w:pPr>
+      <w:r>
+        <w:t>Property Staging</w:t>
+      </w:r>
+    </w:p>
+    <w:p>
+      <w:pPr>
+        <w:pStyle w:val="ListNumber"/>
+      </w:pPr>
+      <w:r>
+        <w:t>Commercial Listings</w:t>
+      </w:r>
+    </w:p>
+    <w:p>
+      <w:pPr>
+        <w:pStyle w:val="ListNumber"/>
+      </w:pPr>
+      <w:r>
+        <w:t>Commercial Leasing</w:t>
+      </w:r>
+    </w:p>
+    <w:p>
+      <w:pPr>
+        <w:pStyle w:val="ListNumber"/>
+      </w:pPr>
+      <w:r>
+        <w:t>Commercial Due Diligence</w:t>
+      </w:r>
+    </w:p>
+    <w:p>
+      <w:pPr>
+        <w:pStyle w:val="ListNumber"/>
+      </w:pPr>
+      <w:r>
+        <w:t>Sales Operations</w:t>
+      </w:r>
+    </w:p>
+    <w:p>
+      <w:pPr>
+        <w:pStyle w:val="ListNumber"/>
+      </w:pPr>
+      <w:r>
+        <w:t>CRM &amp; Automations</w:t>
+      </w:r>
+    </w:p>
+    <w:p>
+      <w:pPr>
+        <w:pStyle w:val="ListNumber"/>
+      </w:pPr>
+      <w:r>
+        <w:t>Lead Generation</w:t>
+      </w:r>
+    </w:p>
+    <w:p>
+      <w:pPr>
+        <w:pStyle w:val="ListNumber"/>
+      </w:pPr>
+      <w:r>
+        <w:t>Customer Support</w:t>
+      </w:r>
+    </w:p>
+    <w:p>
+      <w:pPr>
+        <w:pStyle w:val="ListNumber"/>
+      </w:pPr>
+      <w:r>
+        <w:t>Client Services</w:t>
+      </w:r>
+    </w:p>
+    <w:p>
+      <w:pPr>
+        <w:pStyle w:val="ListNumber"/>
+      </w:pPr>
+      <w:r>
+        <w:t>IT Support</w:t>
+      </w:r>
+    </w:p>
+    <w:p>
+      <w:pPr>
+        <w:pStyle w:val="ListNumber"/>
+      </w:pPr>
+      <w:r>
+        <w:t>Hardware &amp; Devices</w:t>
+      </w:r>
+    </w:p>
+    <w:p>
+      <w:pPr>
+        <w:pStyle w:val="ListNumber"/>
+      </w:pPr>
+      <w:r>
+        <w:t>Security &amp; Access</w:t>
+      </w:r>
+    </w:p>
+    <w:p>
+      <w:pPr>
+        <w:pStyle w:val="ListNumber"/>
+      </w:pPr>
+      <w:r>
+        <w:t>Accounts Payable</w:t>
+      </w:r>
+    </w:p>
+    <w:p>
+      <w:pPr>
+        <w:pStyle w:val="ListNumber"/>
+      </w:pPr>
+      <w:r>
+        <w:t>Accounts Receivable</w:t>
+      </w:r>
+    </w:p>
+    <w:p>
+      <w:pPr>
+        <w:pStyle w:val="ListNumber"/>
+      </w:pPr>
+      <w:r>
+        <w:t>Expense &amp; Reimbursement</w:t>
+      </w:r>
+    </w:p>
+    <w:p>
+      <w:pPr>
+        <w:pStyle w:val="ListNumber"/>
+      </w:pPr>
+      <w:r>
+        <w:t>Payroll</w:t>
+      </w:r>
+    </w:p>
+    <w:p>
+      <w:pPr>
+        <w:pStyle w:val="ListNumber"/>
+      </w:pPr>
+      <w:r>
+        <w:t>Hiring &amp; Recruiting</w:t>
+      </w:r>
+    </w:p>
+    <w:p>
+      <w:pPr>
+        <w:pStyle w:val="ListNumber"/>
+      </w:pPr>
+      <w:r>
+        <w:t>Onboarding</w:t>
+      </w:r>
+    </w:p>
+    <w:p>
+      <w:pPr>
+        <w:pStyle w:val="ListNumber"/>
+      </w:pPr>
+      <w:r>
+        <w:t>Employee Services</w:t>
+      </w:r>
+    </w:p>
+    <w:p>
+      <w:pPr>
+        <w:pStyle w:val="ListNumber"/>
+      </w:pPr>
+      <w:r>
+        <w:t>Offboarding</w:t>
+      </w:r>
+    </w:p>
+    <w:p>
+      <w:pPr>
+        <w:pStyle w:val="ListNumber"/>
+      </w:pPr>
+      <w:r>
+        <w:t>Contracts &amp; Agreements</w:t>
+      </w:r>
+    </w:p>
+    <w:p>
+      <w:pPr>
+        <w:pStyle w:val="ListNumber"/>
+      </w:pPr>
+      <w:r>
+        <w:t>Compliance &amp; Risk</w:t>
+      </w:r>
+    </w:p>
+    <w:p>
+      <w:pPr>
+        <w:pStyle w:val="ListNumber"/>
+      </w:pPr>
+      <w:r>
+        <w:t>Facilities &amp; Office</w:t>
+      </w:r>
+    </w:p>
+    <w:p>
+      <w:pPr>
+        <w:pStyle w:val="ListNumber"/>
+      </w:pPr>
+      <w:r>
+        <w:t>Procurement</w:t>
+      </w:r>
+    </w:p>
+    <w:p>
+      <w:pPr>
+        <w:pStyle w:val="ListNumber"/>
+      </w:pPr>
+      <w:r>
+        <w:t>Roofing &amp; Exterior</w:t>
+      </w:r>
+    </w:p>
+    <w:p>
+      <w:pPr>
+        <w:pStyle w:val="ListNumber"/>
+      </w:pPr>
+      <w:r>
+        <w:t>Plumbing</w:t>
+      </w:r>
+    </w:p>
+    <w:p>
+      <w:pPr>
+        <w:pStyle w:val="ListNumber"/>
+      </w:pPr>
+      <w:r>
+        <w:t>Electrical</w:t>
+      </w:r>
+    </w:p>
+    <w:p>
+      <w:pPr>
+        <w:pStyle w:val="ListNumber"/>
+      </w:pPr>
+      <w:r>
+        <w:t>HVAC</w:t>
+      </w:r>
+    </w:p>
+    <w:p>
+      <w:pPr>
+        <w:pStyle w:val="ListNumber"/>
+      </w:pPr>
+      <w:r>
+        <w:t>Handyman &amp; General</w:t>
+      </w:r>
+    </w:p>
+    <w:p>
+      <w:pPr>
+        <w:pStyle w:val="ListNumber"/>
+      </w:pPr>
+      <w:r>
+        <w:t>Project Requests</w:t>
+      </w:r>
+    </w:p>
+    <w:p>
+      <w:pPr>
+        <w:pStyle w:val="ListNumber"/>
+      </w:pPr>
+      <w:r>
+        <w:t>Process Improvement</w:t>
+      </w:r>
+    </w:p>
+    <w:p>
+      <w:pPr>
+        <w:pStyle w:val="Heading1"/>
+      </w:pPr>
+      <w:r>
+        <w:t>9.4 Category Routing</w:t>
+      </w:r>
+    </w:p>
+    <w:p>
+      <w:r>
+        <w:t>Categories can be linked to:</w:t>
+      </w:r>
+    </w:p>
+    <w:p>
+      <w:pPr>
+        <w:pStyle w:val="ListBullet"/>
+      </w:pPr>
+      <w:r>
+        <w:t>Specialties – For automatic pool routing to qualified users</w:t>
+      </w:r>
+    </w:p>
+    <w:p>
+      <w:pPr>
+        <w:pStyle w:val="ListBullet"/>
+      </w:pPr>
+      <w:r>
+        <w:t>Workflows – To trigger automated actions when tickets are created</w:t>
+      </w:r>
+    </w:p>
+    <w:p>
+      <w:pPr>
+        <w:pStyle w:val="ListBullet"/>
+      </w:pPr>
+      <w:r>
+        <w:t>SLA Policies – To apply specific response/resolution targets</w:t>
+      </w:r>
+    </w:p>
+    <w:p>
+      <w:pPr>
+        <w:pStyle w:val="Heading2"/>
+      </w:pPr>
+      <w:r>
+        <w:t>Routing Logic</w:t>
+      </w:r>
+    </w:p>
+    <w:p>
+      <w:pPr>
+        <w:pStyle w:val="ListNumber"/>
+      </w:pPr>
+      <w:r>
+        <w:t>User selects L1 category</w:t>
+      </w:r>
+    </w:p>
+    <w:p>
+      <w:pPr>
+        <w:pStyle w:val="ListNumber"/>
+      </w:pPr>
+      <w:r>
+        <w:t>User selects L2 subcategory</w:t>
+      </w:r>
+    </w:p>
+    <w:p>
+      <w:pPr>
+        <w:pStyle w:val="ListNumber"/>
+      </w:pPr>
+      <w:r>
+        <w:t>System looks up specialty_id on L2 (fallback to L1)</w:t>
+      </w:r>
+    </w:p>
+    <w:p>
+      <w:pPr>
+        <w:pStyle w:val="ListNumber"/>
+      </w:pPr>
+      <w:r>
+        <w:t>Ticket is routed to users with matching specialty in the appropriate pool</w:t>
+      </w:r>
+    </w:p>
+    <w:p>
+      <w:pPr>
+        <w:pStyle w:val="Heading1"/>
+      </w:pPr>
+      <w:r>
+        <w:t>9.5 Admin Operations</w:t>
+      </w:r>
+    </w:p>
+    <w:tbl>
+      <w:tblPr>
+        <w:tblStyle w:val="TableGrid"/>
+        <w:tblW w:type="auto" w:w="0"/>
+        <w:tblLook w:firstColumn="1" w:firstRow="1" w:lastColumn="0" w:lastRow="0" w:noHBand="0" w:noVBand="1" w:val="04A0"/>
+      </w:tblPr>
+      <w:tblGrid>
+        <w:gridCol w:w="2880"/>
+        <w:gridCol w:w="2880"/>
+        <w:gridCol w:w="2880"/>
+      </w:tblGrid>
+      <w:tr>
+        <w:tc>
+          <w:tcPr>
+            <w:tcW w:type="dxa" w:w="2880"/>
+          </w:tcPr>
+          <w:p>
+            <w:r>
+              <w:rPr>
+                <w:b/>
+              </w:rPr>
+              <w:t>Action</w:t>
+            </w:r>
+          </w:p>
+        </w:tc>
+        <w:tc>
+          <w:tcPr>
+            <w:tcW w:type="dxa" w:w="2880"/>
+          </w:tcPr>
+          <w:p>
+            <w:r>
+              <w:rPr>
+                <w:b/>
+              </w:rPr>
+              <w:t>Permission</w:t>
+            </w:r>
+          </w:p>
+        </w:tc>
+        <w:tc>
+          <w:tcPr>
+            <w:tcW w:type="dxa" w:w="2880"/>
+          </w:tcPr>
+          <w:p>
+            <w:r>
+              <w:rPr>
+                <w:b/>
+              </w:rPr>
+              <w:t>API Endpoint</w:t>
+            </w:r>
+          </w:p>
+        </w:tc>
+      </w:tr>
+      <w:tr>
+        <w:tc>
+          <w:tcPr>
+            <w:tcW w:type="dxa" w:w="2880"/>
+          </w:tcPr>
+          <w:p>
+            <w:r>
+              <w:t>List L1 Categories</w:t>
+            </w:r>
+          </w:p>
+        </w:tc>
+        <w:tc>
+          <w:tcPr>
+            <w:tcW w:type="dxa" w:w="2880"/>
+          </w:tcPr>
+          <w:p>
+            <w:r>
+              <w:t>All Users</w:t>
+            </w:r>
+          </w:p>
+        </w:tc>
+        <w:tc>
+          <w:tcPr>
+            <w:tcW w:type="dxa" w:w="2880"/>
+          </w:tcPr>
+          <w:p>
+            <w:r>
+              <w:t>GET /api/categories/l1</w:t>
+            </w:r>
+          </w:p>
+        </w:tc>
+      </w:tr>
+      <w:tr>
+        <w:tc>
+          <w:tcPr>
+            <w:tcW w:type="dxa" w:w="2880"/>
+          </w:tcPr>
+          <w:p>
+            <w:r>
+              <w:t>Create L1 Category</w:t>
+            </w:r>
+          </w:p>
+        </w:tc>
+        <w:tc>
+          <w:tcPr>
+            <w:tcW w:type="dxa" w:w="2880"/>
+          </w:tcPr>
+          <w:p>
+            <w:r>
+              <w:t>Admin</w:t>
+            </w:r>
+          </w:p>
+        </w:tc>
+        <w:tc>
+          <w:tcPr>
+            <w:tcW w:type="dxa" w:w="2880"/>
+          </w:tcPr>
+          <w:p>
+            <w:r>
+              <w:t>POST /api/categories/l1</w:t>
+            </w:r>
+          </w:p>
+        </w:tc>
+      </w:tr>
+      <w:tr>
+        <w:tc>
+          <w:tcPr>
+            <w:tcW w:type="dxa" w:w="2880"/>
+          </w:tcPr>
+          <w:p>
+            <w:r>
+              <w:t>Edit L1 Category</w:t>
+            </w:r>
+          </w:p>
+        </w:tc>
+        <w:tc>
+          <w:tcPr>
+            <w:tcW w:type="dxa" w:w="2880"/>
+          </w:tcPr>
+          <w:p>
+            <w:r>
+              <w:t>Admin</w:t>
+            </w:r>
+          </w:p>
+        </w:tc>
+        <w:tc>
+          <w:tcPr>
+            <w:tcW w:type="dxa" w:w="2880"/>
+          </w:tcPr>
+          <w:p>
+            <w:r>
+              <w:t>PATCH /api/categories/l1/{id}</w:t>
+            </w:r>
+          </w:p>
+        </w:tc>
+      </w:tr>
+      <w:tr>
+        <w:tc>
+          <w:tcPr>
+            <w:tcW w:type="dxa" w:w="2880"/>
+          </w:tcPr>
+          <w:p>
+            <w:r>
+              <w:t>Delete L1 Category</w:t>
+            </w:r>
+          </w:p>
+        </w:tc>
+        <w:tc>
+          <w:tcPr>
+            <w:tcW w:type="dxa" w:w="2880"/>
+          </w:tcPr>
+          <w:p>
+            <w:r>
+              <w:t>Admin</w:t>
+            </w:r>
+          </w:p>
+        </w:tc>
+        <w:tc>
+          <w:tcPr>
+            <w:tcW w:type="dxa" w:w="2880"/>
+          </w:tcPr>
+          <w:p>
+            <w:r>
+              <w:t>DELETE /api/categories/l1/{id}</w:t>
+            </w:r>
+          </w:p>
+        </w:tc>
+      </w:tr>
+      <w:tr>
+        <w:tc>
+          <w:tcPr>
+            <w:tcW w:type="dxa" w:w="2880"/>
+          </w:tcPr>
+          <w:p>
+            <w:r>
+              <w:t>List L2 Subcategories</w:t>
+            </w:r>
+          </w:p>
+        </w:tc>
+        <w:tc>
+          <w:tcPr>
+            <w:tcW w:type="dxa" w:w="2880"/>
+          </w:tcPr>
+          <w:p>
+            <w:r>
+              <w:t>All Users</w:t>
+            </w:r>
+          </w:p>
+        </w:tc>
+        <w:tc>
+          <w:tcPr>
+            <w:tcW w:type="dxa" w:w="2880"/>
+          </w:tcPr>
+          <w:p>
+            <w:r>
+              <w:t>GET /api/categories/l2?parent_id={id}</w:t>
+            </w:r>
+          </w:p>
+        </w:tc>
+      </w:tr>
+      <w:tr>
+        <w:tc>
+          <w:tcPr>
+            <w:tcW w:type="dxa" w:w="2880"/>
+          </w:tcPr>
+          <w:p>
+            <w:r>
+              <w:t>Create L2 Subcategory</w:t>
+            </w:r>
+          </w:p>
+        </w:tc>
+        <w:tc>
+          <w:tcPr>
+            <w:tcW w:type="dxa" w:w="2880"/>
+          </w:tcPr>
+          <w:p>
+            <w:r>
+              <w:t>Admin</w:t>
+            </w:r>
+          </w:p>
+        </w:tc>
+        <w:tc>
+          <w:tcPr>
+            <w:tcW w:type="dxa" w:w="2880"/>
+          </w:tcPr>
+          <w:p>
+            <w:r>
+              <w:t>POST /api/categories/l2</w:t>
+            </w:r>
+          </w:p>
+        </w:tc>
+      </w:tr>
+      <w:tr>
+        <w:tc>
+          <w:tcPr>
+            <w:tcW w:type="dxa" w:w="2880"/>
+          </w:tcPr>
+          <w:p>
+            <w:r>
+              <w:t>Edit L2 Subcategory</w:t>
+            </w:r>
+          </w:p>
+        </w:tc>
+        <w:tc>
+          <w:tcPr>
+            <w:tcW w:type="dxa" w:w="2880"/>
+          </w:tcPr>
+          <w:p>
+            <w:r>
+              <w:t>Admin</w:t>
+            </w:r>
+          </w:p>
+        </w:tc>
+        <w:tc>
+          <w:tcPr>
+            <w:tcW w:type="dxa" w:w="2880"/>
+          </w:tcPr>
+          <w:p>
+            <w:r>
+              <w:t>PATCH /api/categories/l2/{id}</w:t>
+            </w:r>
+          </w:p>
+        </w:tc>
+      </w:tr>
+      <w:tr>
+        <w:tc>
+          <w:tcPr>
+            <w:tcW w:type="dxa" w:w="2880"/>
+          </w:tcPr>
+          <w:p>
+            <w:r>
+              <w:t>Delete L2 Subcategory</w:t>
+            </w:r>
+          </w:p>
+        </w:tc>
+        <w:tc>
+          <w:tcPr>
+            <w:tcW w:type="dxa" w:w="2880"/>
+          </w:tcPr>
+          <w:p>
+            <w:r>
+              <w:t>Admin</w:t>
+            </w:r>
+          </w:p>
+        </w:tc>
+        <w:tc>
+          <w:tcPr>
+            <w:tcW w:type="dxa" w:w="2880"/>
+          </w:tcPr>
+          <w:p>
+            <w:r>
+              <w:t>DELETE /api/categories/l2/{id}</w:t>
+            </w:r>
+          </w:p>
+        </w:tc>
+      </w:tr>
+    </w:tbl>
+    <w:p>
+      <w:pPr>
+        <w:pStyle w:val="Heading1"/>
+      </w:pPr>
+      <w:r>
+        <w:t>9.6 Data Export</w:t>
+      </w:r>
+    </w:p>
+    <w:p>
+      <w:r>
+        <w:t>Category seed data is available for backup/re-import:</w:t>
+      </w:r>
+    </w:p>
+    <w:tbl>
+      <w:tblPr>
+        <w:tblStyle w:val="TableGrid"/>
+        <w:tblW w:type="auto" w:w="0"/>
+        <w:tblLook w:firstColumn="1" w:firstRow="1" w:lastColumn="0" w:lastRow="0" w:noHBand="0" w:noVBand="1" w:val="04A0"/>
+      </w:tblPr>
+      <w:tblGrid>
+        <w:gridCol w:w="2880"/>
+        <w:gridCol w:w="2880"/>
+        <w:gridCol w:w="2880"/>
+      </w:tblGrid>
+      <w:tr>
+        <w:tc>
+          <w:tcPr>
+            <w:tcW w:type="dxa" w:w="2880"/>
+          </w:tcPr>
+          <w:p>
+            <w:r>
+              <w:rPr>
+                <w:b/>
+              </w:rPr>
+              <w:t>File</w:t>
+            </w:r>
+          </w:p>
+        </w:tc>
+        <w:tc>
+          <w:tcPr>
+            <w:tcW w:type="dxa" w:w="2880"/>
+          </w:tcPr>
+          <w:p>
+            <w:r>
+              <w:rPr>
+                <w:b/>
+              </w:rPr>
+              <w:t>Location</w:t>
+            </w:r>
+          </w:p>
+        </w:tc>
+        <w:tc>
+          <w:tcPr>
+            <w:tcW w:type="dxa" w:w="2880"/>
+          </w:tcPr>
+          <w:p>
+            <w:r>
+              <w:rPr>
+                <w:b/>
+              </w:rPr>
+              <w:t>Format</w:t>
+            </w:r>
+          </w:p>
+        </w:tc>
+      </w:tr>
+      <w:tr>
+        <w:tc>
+          <w:tcPr>
+            <w:tcW w:type="dxa" w:w="2880"/>
+          </w:tcPr>
+          <w:p>
+            <w:r>
+              <w:t>categories_l1.json</w:t>
+            </w:r>
+          </w:p>
+        </w:tc>
+        <w:tc>
+          <w:tcPr>
+            <w:tcW w:type="dxa" w:w="2880"/>
+          </w:tcPr>
+          <w:p>
+            <w:r>
+              <w:t>/app/backups/category_seed/</w:t>
+            </w:r>
+          </w:p>
+        </w:tc>
+        <w:tc>
+          <w:tcPr>
+            <w:tcW w:type="dxa" w:w="2880"/>
+          </w:tcPr>
+          <w:p>
+            <w:r>
+              <w:t>JSON</w:t>
+            </w:r>
+          </w:p>
+        </w:tc>
+      </w:tr>
+      <w:tr>
+        <w:tc>
+          <w:tcPr>
+            <w:tcW w:type="dxa" w:w="2880"/>
+          </w:tcPr>
+          <w:p>
+            <w:r>
+              <w:t>categories_l2.json</w:t>
+            </w:r>
+          </w:p>
+        </w:tc>
+        <w:tc>
+          <w:tcPr>
+            <w:tcW w:type="dxa" w:w="2880"/>
+          </w:tcPr>
+          <w:p>
+            <w:r>
+              <w:t>/app/backups/category_seed/</w:t>
+            </w:r>
+          </w:p>
+        </w:tc>
+        <w:tc>
+          <w:tcPr>
+            <w:tcW w:type="dxa" w:w="2880"/>
+          </w:tcPr>
+          <w:p>
+            <w:r>
+              <w:t>JSON</w:t>
+            </w:r>
+          </w:p>
+        </w:tc>
+      </w:tr>
+      <w:tr>
+        <w:tc>
+          <w:tcPr>
+            <w:tcW w:type="dxa" w:w="2880"/>
+          </w:tcPr>
+          <w:p>
+            <w:r>
+              <w:t>categories_full.json</w:t>
+            </w:r>
+          </w:p>
+        </w:tc>
+        <w:tc>
+          <w:tcPr>
+            <w:tcW w:type="dxa" w:w="2880"/>
+          </w:tcPr>
+          <w:p>
+            <w:r>
+              <w:t>/app/backups/category_seed/</w:t>
+            </w:r>
+          </w:p>
+        </w:tc>
+        <w:tc>
+          <w:tcPr>
+            <w:tcW w:type="dxa" w:w="2880"/>
+          </w:tcPr>
+          <w:p>
+            <w:r>
+              <w:t>JSON (combined)</w:t>
+            </w:r>
+          </w:p>
+        </w:tc>
+      </w:tr>
+      <w:tr>
+        <w:tc>
+          <w:tcPr>
+            <w:tcW w:type="dxa" w:w="2880"/>
+          </w:tcPr>
+          <w:p>
+            <w:r>
+              <w:t>categories_l1.csv</w:t>
+            </w:r>
+          </w:p>
+        </w:tc>
+        <w:tc>
+          <w:tcPr>
+            <w:tcW w:type="dxa" w:w="2880"/>
+          </w:tcPr>
+          <w:p>
+            <w:r>
+              <w:t>/app/backups/category_seed/</w:t>
+            </w:r>
+          </w:p>
+        </w:tc>
+        <w:tc>
+          <w:tcPr>
+            <w:tcW w:type="dxa" w:w="2880"/>
+          </w:tcPr>
+          <w:p>
+            <w:r>
+              <w:t>CSV</w:t>
+            </w:r>
+          </w:p>
+        </w:tc>
+      </w:tr>
+      <w:tr>
+        <w:tc>
+          <w:tcPr>
+            <w:tcW w:type="dxa" w:w="2880"/>
+          </w:tcPr>
+          <w:p>
+            <w:r>
+              <w:t>categories_l2.csv</w:t>
+            </w:r>
+          </w:p>
+        </w:tc>
+        <w:tc>
+          <w:tcPr>
+            <w:tcW w:type="dxa" w:w="2880"/>
+          </w:tcPr>
+          <w:p>
+            <w:r>
+              <w:t>/app/backups/category_seed/</w:t>
+            </w:r>
+          </w:p>
+        </w:tc>
+        <w:tc>
+          <w:tcPr>
+            <w:tcW w:type="dxa" w:w="2880"/>
+          </w:tcPr>
+          <w:p>
+            <w:r>
+              <w:t>CSV</w:t>
+            </w:r>
+          </w:p>
+        </w:tc>
+      </w:tr>
+    </w:tbl>
+    <w:p>
+      <w:pPr>
+        <w:pStyle w:val="Heading2"/>
+      </w:pPr>
+      <w:r>
+        <w:t>Re-Import Script</w:t>
+      </w:r>
+    </w:p>
+    <w:p>
+      <w:pPr/>
+      <w:r>
+        <w:rPr>
+          <w:rFonts w:ascii="Courier New" w:hAnsi="Courier New"/>
+          <w:sz w:val="18"/>
+        </w:rPr>
+        <w:t>cd /app/backend</w:t>
+        <w:br/>
+        <w:t>python3 scripts/seed_categories.py</w:t>
+      </w:r>
+    </w:p>
+    <w:p>
+      <w:pPr>
+        <w:pStyle w:val="Title"/>
+      </w:pPr>
+      <w:r>
+        <w:t>10. Integrations</w:t>
+      </w:r>
+    </w:p>
+    <w:p>
+      <w:pPr>
+        <w:pStyle w:val="Heading1"/>
+      </w:pPr>
+      <w:r>
+        <w:t>10.1 Webhook/API Status</w:t>
+      </w:r>
+    </w:p>
+    <w:tbl>
+      <w:tblPr>
+        <w:tblStyle w:val="TableGrid"/>
+        <w:tblW w:type="auto" w:w="0"/>
+        <w:tblLook w:firstColumn="1" w:firstRow="1" w:lastColumn="0" w:lastRow="0" w:noHBand="0" w:noVBand="1" w:val="04A0"/>
+      </w:tblPr>
+      <w:tblGrid>
+        <w:gridCol w:w="2880"/>
+        <w:gridCol w:w="2880"/>
+        <w:gridCol w:w="2880"/>
+      </w:tblGrid>
+      <w:tr>
+        <w:tc>
+          <w:tcPr>
+            <w:tcW w:type="dxa" w:w="2880"/>
+          </w:tcPr>
+          <w:p>
+            <w:r>
+              <w:rPr>
+                <w:b/>
+              </w:rPr>
               <w:t>Integration</w:t>
             </w:r>
           </w:p>
@@ -7980,7 +9575,7 @@
         <w:pStyle w:val="Heading1"/>
       </w:pPr>
       <w:r>
-        <w:t>9.2 GHL Payment Webhook</w:t>
+        <w:t>10.2 GHL Payment Webhook</w:t>
       </w:r>
     </w:p>
     <w:p>
@@ -8017,7 +9612,7 @@
         <w:pStyle w:val="Heading1"/>
       </w:pPr>
       <w:r>
-        <w:t>9.3 API Key Module</w:t>
+        <w:t>10.3 API Key Module</w:t>
       </w:r>
     </w:p>
     <w:p>
@@ -8059,7 +9654,7 @@
         <w:pStyle w:val="Heading1"/>
       </w:pPr>
       <w:r>
-        <w:t>9.4 Outbound Webhooks</w:t>
+        <w:t>10.4 Outbound Webhooks</w:t>
       </w:r>
     </w:p>
     <w:p>
@@ -8177,7 +9772,7 @@
         <w:pStyle w:val="Title"/>
       </w:pPr>
       <w:r>
-        <w:t>10. Admin Operations</w:t>
+        <w:t>11. Admin Operations</w:t>
       </w:r>
     </w:p>
     <w:p>
@@ -8185,7 +9780,7 @@
         <w:pStyle w:val="Heading1"/>
       </w:pPr>
       <w:r>
-        <w:t>10.1 Data Reset Procedures</w:t>
+        <w:t>11.1 Data Reset Procedures</w:t>
       </w:r>
     </w:p>
     <w:p>
@@ -8396,7 +9991,7 @@
         <w:pStyle w:val="Heading1"/>
       </w:pPr>
       <w:r>
-        <w:t>10.2 Backup Strategy</w:t>
+        <w:t>11.2 Backup Strategy</w:t>
       </w:r>
     </w:p>
     <w:p>
@@ -8438,7 +10033,7 @@
         <w:pStyle w:val="Heading1"/>
       </w:pPr>
       <w:r>
-        <w:t>10.3 Logs Module</w:t>
+        <w:t>11.3 Logs Module</w:t>
       </w:r>
     </w:p>
     <w:p>
@@ -8593,7 +10188,7 @@
         <w:pStyle w:val="Title"/>
       </w:pPr>
       <w:r>
-        <w:t>11. Design Rationale – Why We Built It This Way</w:t>
+        <w:t>12. Design Rationale – Why We Built It This Way</w:t>
       </w:r>
     </w:p>
     <w:p>
@@ -8601,7 +10196,7 @@
         <w:pStyle w:val="Heading1"/>
       </w:pPr>
       <w:r>
-        <w:t>11.1 Why Pools Exist</w:t>
+        <w:t>12.1 Why Pools Exist</w:t>
       </w:r>
     </w:p>
     <w:p>
@@ -8656,7 +10251,7 @@
         <w:pStyle w:val="Heading1"/>
       </w:pPr>
       <w:r>
-        <w:t>11.2 Why IAM Uses Minimal Roles + Overrides</w:t>
+        <w:t>12.2 Why IAM Uses Minimal Roles + Overrides</w:t>
       </w:r>
     </w:p>
     <w:p>
@@ -8703,7 +10298,7 @@
         <w:pStyle w:val="Heading1"/>
       </w:pPr>
       <w:r>
-        <w:t>11.3 Why Survey Triggers Only on Delivery</w:t>
+        <w:t>12.3 Why Survey Triggers Only on Delivery</w:t>
       </w:r>
     </w:p>
     <w:p>
@@ -8750,7 +10345,7 @@
         <w:pStyle w:val="Heading1"/>
       </w:pPr>
       <w:r>
-        <w:t>11.4 Why Specialty-Based Routing</w:t>
+        <w:t>12.4 Why Specialty-Based Routing</w:t>
       </w:r>
     </w:p>
     <w:p>
@@ -8797,7 +10392,7 @@
         <w:pStyle w:val="Heading1"/>
       </w:pPr>
       <w:r>
-        <w:t>11.5 Why Configurable Pool Rules</w:t>
+        <w:t>12.5 Why Configurable Pool Rules</w:t>
       </w:r>
     </w:p>
     <w:p>
@@ -8839,7 +10434,7 @@
         <w:pStyle w:val="Title"/>
       </w:pPr>
       <w:r>
-        <w:t>12. Known Issues / Tech Debt / Open Items</w:t>
+        <w:t>13. Known Issues / Tech Debt / Open Items</w:t>
       </w:r>
     </w:p>
     <w:p>
@@ -8847,7 +10442,7 @@
         <w:pStyle w:val="Heading1"/>
       </w:pPr>
       <w:r>
-        <w:t>12.1 Partially Implemented Features</w:t>
+        <w:t>13.1 Partially Implemented Features</w:t>
       </w:r>
     </w:p>
     <w:tbl>
@@ -9100,7 +10695,7 @@
         <w:pStyle w:val="Heading1"/>
       </w:pPr>
       <w:r>
-        <w:t>12.2 Technical Debt</w:t>
+        <w:t>13.2 Technical Debt</w:t>
       </w:r>
     </w:p>
     <w:tbl>
@@ -9257,7 +10852,7 @@
         <w:pStyle w:val="Heading1"/>
       </w:pPr>
       <w:r>
-        <w:t>12.3 Mocked Integrations</w:t>
+        <w:t>13.3 Mocked Integrations</w:t>
       </w:r>
     </w:p>
     <w:tbl>
@@ -9350,7 +10945,7 @@
         <w:pStyle w:val="Heading1"/>
       </w:pPr>
       <w:r>
-        <w:t>12.4 Known Bugs</w:t>
+        <w:t>13.4 Known Bugs</w:t>
       </w:r>
     </w:p>
     <w:p>
